--- a/templates/front_cover.docx
+++ b/templates/front_cover.docx
@@ -208,7 +208,29 @@
                                 <w:sz w:val="24"/>
                                 <w:szCs w:val="24"/>
                               </w:rPr>
-                              <w:t>{{TIME}}</w:t>
+                              <w:t>{{</w:t>
+                            </w:r>
+                            <w:r>
+                              <w:rPr>
+                                <w:rFonts w:ascii="Gill Sans Nova Book" w:hAnsi="Gill Sans Nova Book"/>
+                                <w:b/>
+                                <w:bCs/>
+                                <w:color w:val="FFFFFF" w:themeColor="background1"/>
+                                <w:sz w:val="24"/>
+                                <w:szCs w:val="24"/>
+                              </w:rPr>
+                              <w:t>SERVICE_</w:t>
+                            </w:r>
+                            <w:r>
+                              <w:rPr>
+                                <w:rFonts w:ascii="Gill Sans Nova Book" w:hAnsi="Gill Sans Nova Book"/>
+                                <w:b/>
+                                <w:bCs/>
+                                <w:color w:val="FFFFFF" w:themeColor="background1"/>
+                                <w:sz w:val="24"/>
+                                <w:szCs w:val="24"/>
+                              </w:rPr>
+                              <w:t>TIME}}</w:t>
                             </w:r>
                           </w:p>
                         </w:txbxContent>
@@ -304,7 +326,29 @@
                           <w:sz w:val="24"/>
                           <w:szCs w:val="24"/>
                         </w:rPr>
-                        <w:t>{{TIME}}</w:t>
+                        <w:t>{{</w:t>
+                      </w:r>
+                      <w:r>
+                        <w:rPr>
+                          <w:rFonts w:ascii="Gill Sans Nova Book" w:hAnsi="Gill Sans Nova Book"/>
+                          <w:b/>
+                          <w:bCs/>
+                          <w:color w:val="FFFFFF" w:themeColor="background1"/>
+                          <w:sz w:val="24"/>
+                          <w:szCs w:val="24"/>
+                        </w:rPr>
+                        <w:t>SERVICE_</w:t>
+                      </w:r>
+                      <w:r>
+                        <w:rPr>
+                          <w:rFonts w:ascii="Gill Sans Nova Book" w:hAnsi="Gill Sans Nova Book"/>
+                          <w:b/>
+                          <w:bCs/>
+                          <w:color w:val="FFFFFF" w:themeColor="background1"/>
+                          <w:sz w:val="24"/>
+                          <w:szCs w:val="24"/>
+                        </w:rPr>
+                        <w:t>TIME}}</w:t>
                       </w:r>
                     </w:p>
                   </w:txbxContent>

--- a/templates/front_cover.docx
+++ b/templates/front_cover.docx
@@ -95,16 +95,16 @@
         <mc:AlternateContent>
           <mc:Choice Requires="wps">
             <w:drawing>
-              <wp:anchor distT="0" distB="0" distL="114300" distR="114300" simplePos="0" relativeHeight="251660288" behindDoc="0" locked="0" layoutInCell="1" allowOverlap="1" wp14:anchorId="71776403" wp14:editId="18CF3460">
+              <wp:anchor distT="0" distB="0" distL="114300" distR="114300" simplePos="0" relativeHeight="251660288" behindDoc="0" locked="0" layoutInCell="1" allowOverlap="1" wp14:anchorId="71776403" wp14:editId="2E9A4B50">
                 <wp:simplePos x="0" y="0"/>
                 <wp:positionH relativeFrom="column">
-                  <wp:posOffset>-1324293</wp:posOffset>
+                  <wp:posOffset>-1201301</wp:posOffset>
                 </wp:positionH>
                 <wp:positionV relativeFrom="page">
-                  <wp:posOffset>1037908</wp:posOffset>
+                  <wp:posOffset>1270437</wp:posOffset>
                 </wp:positionV>
-                <wp:extent cx="2187646" cy="411595"/>
-                <wp:effectExtent l="11748" t="13652" r="8572" b="8573"/>
+                <wp:extent cx="1923654" cy="411480"/>
+                <wp:effectExtent l="6668" t="18732" r="13652" b="13653"/>
                 <wp:wrapNone/>
                 <wp:docPr id="2070492792" name="Rectangle 2"/>
                 <wp:cNvGraphicFramePr/>
@@ -115,7 +115,7 @@
                       <wps:spPr>
                         <a:xfrm rot="5400000">
                           <a:off x="0" y="0"/>
-                          <a:ext cx="2187646" cy="411595"/>
+                          <a:ext cx="1923654" cy="411480"/>
                         </a:xfrm>
                         <a:prstGeom prst="rect">
                           <a:avLst/>
@@ -255,7 +255,7 @@
           </mc:Choice>
           <mc:Fallback>
             <w:pict>
-              <v:rect w14:anchorId="71776403" id="Rectangle 2" o:spid="_x0000_s1026" style="position:absolute;left:0;text-align:left;margin-left:-104.3pt;margin-top:81.75pt;width:172.25pt;height:32.4pt;rotation:90;z-index:251660288;visibility:visible;mso-wrap-style:square;mso-width-percent:0;mso-height-percent:0;mso-wrap-distance-left:9pt;mso-wrap-distance-top:0;mso-wrap-distance-right:9pt;mso-wrap-distance-bottom:0;mso-position-horizontal:absolute;mso-position-horizontal-relative:text;mso-position-vertical:absolute;mso-position-vertical-relative:page;mso-width-percent:0;mso-height-percent:0;mso-width-relative:margin;mso-height-relative:margin;v-text-anchor:middle" o:gfxdata="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" fillcolor="black [3213]" strokecolor="black [3200]" strokeweight="2pt">
+              <v:rect w14:anchorId="71776403" id="Rectangle 2" o:spid="_x0000_s1026" style="position:absolute;left:0;text-align:left;margin-left:-94.6pt;margin-top:100.05pt;width:151.45pt;height:32.4pt;rotation:90;z-index:251660288;visibility:visible;mso-wrap-style:square;mso-width-percent:0;mso-height-percent:0;mso-wrap-distance-left:9pt;mso-wrap-distance-top:0;mso-wrap-distance-right:9pt;mso-wrap-distance-bottom:0;mso-position-horizontal:absolute;mso-position-horizontal-relative:text;mso-position-vertical:absolute;mso-position-vertical-relative:page;mso-width-percent:0;mso-height-percent:0;mso-width-relative:margin;mso-height-relative:margin;v-text-anchor:middle" o:gfxdata="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" fillcolor="black [3213]" strokecolor="black [3200]" strokeweight="2pt">
                 <v:textbox inset="0,0,0,0">
                   <w:txbxContent>
                     <w:p>
@@ -625,333 +625,6 @@
           <w:szCs w:val="26"/>
         </w:rPr>
       </w:pPr>
-      <w:r>
-        <w:rPr>
-          <w:b/>
-          <w:noProof/>
-        </w:rPr>
-        <mc:AlternateContent>
-          <mc:Choice Requires="wps">
-            <w:drawing>
-              <wp:anchor distT="0" distB="0" distL="114300" distR="114300" simplePos="0" relativeHeight="251664384" behindDoc="1" locked="0" layoutInCell="1" allowOverlap="1" wp14:anchorId="4EC8A1D4" wp14:editId="3507EF21">
-                <wp:simplePos x="0" y="0"/>
-                <wp:positionH relativeFrom="column">
-                  <wp:posOffset>-373501</wp:posOffset>
-                </wp:positionH>
-                <wp:positionV relativeFrom="page">
-                  <wp:posOffset>7266082</wp:posOffset>
-                </wp:positionV>
-                <wp:extent cx="5932805" cy="488315"/>
-                <wp:effectExtent l="0" t="0" r="0" b="0"/>
-                <wp:wrapNone/>
-                <wp:docPr id="332143842" name="Text Box 3"/>
-                <wp:cNvGraphicFramePr/>
-                <a:graphic xmlns:a="http://schemas.openxmlformats.org/drawingml/2006/main">
-                  <a:graphicData uri="http://schemas.microsoft.com/office/word/2010/wordprocessingShape">
-                    <wps:wsp>
-                      <wps:cNvSpPr txBox="1"/>
-                      <wps:spPr>
-                        <a:xfrm>
-                          <a:off x="0" y="0"/>
-                          <a:ext cx="5932805" cy="488315"/>
-                        </a:xfrm>
-                        <a:prstGeom prst="rect">
-                          <a:avLst/>
-                        </a:prstGeom>
-                        <a:solidFill>
-                          <a:schemeClr val="lt1"/>
-                        </a:solidFill>
-                        <a:ln w="6350">
-                          <a:noFill/>
-                        </a:ln>
-                      </wps:spPr>
-                      <wps:txbx>
-                        <w:txbxContent>
-                          <w:p>
-                            <w:pPr>
-                              <w:pStyle w:val="Body"/>
-                              <w:tabs>
-                                <w:tab w:val="center" w:pos="3240"/>
-                                <w:tab w:val="center" w:pos="6120"/>
-                                <w:tab w:val="right" w:pos="9000"/>
-                              </w:tabs>
-                              <w:rPr>
-                                <w:rFonts w:ascii="Gill Sans Nova SemiBold" w:hAnsi="Gill Sans Nova SemiBold"/>
-                                <w:b/>
-                                <w:bCs/>
-                                <w14:textFill>
-                                  <w14:solidFill>
-                                    <w14:srgbClr w14:val="000000">
-                                      <w14:alpha w14:val="80308"/>
-                                    </w14:srgbClr>
-                                  </w14:solidFill>
-                                </w14:textFill>
-                              </w:rPr>
-                            </w:pPr>
-                            <w:r>
-                              <w:rPr>
-                                <w:rFonts w:ascii="Gill Sans Nova SemiBold" w:hAnsi="Gill Sans Nova SemiBold"/>
-                                <w:b/>
-                                <w:bCs/>
-                                <w14:textFill>
-                                  <w14:solidFill>
-                                    <w14:srgbClr w14:val="000000">
-                                      <w14:alpha w14:val="80308"/>
-                                    </w14:srgbClr>
-                                  </w14:solidFill>
-                                </w14:textFill>
-                              </w:rPr>
-                              <w:t xml:space="preserve">Invite </w:t>
-                            </w:r>
-                            <w:r>
-                              <w:rPr>
-                                <w:rFonts w:ascii="Gill Sans Nova SemiBold" w:hAnsi="Gill Sans Nova SemiBold"/>
-                                <w:b/>
-                                <w:bCs/>
-                                <w14:textFill>
-                                  <w14:solidFill>
-                                    <w14:srgbClr w14:val="000000">
-                                      <w14:alpha w14:val="80308"/>
-                                    </w14:srgbClr>
-                                  </w14:solidFill>
-                                </w14:textFill>
-                              </w:rPr>
-                              <w:tab/>
-                              <w:t xml:space="preserve">Involve </w:t>
-                            </w:r>
-                            <w:r>
-                              <w:rPr>
-                                <w:rFonts w:ascii="Gill Sans Nova SemiBold" w:hAnsi="Gill Sans Nova SemiBold"/>
-                                <w:b/>
-                                <w:bCs/>
-                                <w14:textFill>
-                                  <w14:solidFill>
-                                    <w14:srgbClr w14:val="000000">
-                                      <w14:alpha w14:val="80308"/>
-                                    </w14:srgbClr>
-                                  </w14:solidFill>
-                                </w14:textFill>
-                              </w:rPr>
-                              <w:tab/>
-                              <w:t xml:space="preserve">Instruct </w:t>
-                            </w:r>
-                            <w:r>
-                              <w:rPr>
-                                <w:rFonts w:ascii="Gill Sans Nova SemiBold" w:hAnsi="Gill Sans Nova SemiBold"/>
-                                <w:b/>
-                                <w:bCs/>
-                                <w14:textFill>
-                                  <w14:solidFill>
-                                    <w14:srgbClr w14:val="000000">
-                                      <w14:alpha w14:val="80308"/>
-                                    </w14:srgbClr>
-                                  </w14:solidFill>
-                                </w14:textFill>
-                              </w:rPr>
-                              <w:tab/>
-                              <w:t>Inspire</w:t>
-                            </w:r>
-                          </w:p>
-                          <w:p>
-                            <w:pPr>
-                              <w:pStyle w:val="CoverNote"/>
-                              <w:tabs>
-                                <w:tab w:val="center" w:pos="2880"/>
-                                <w:tab w:val="center" w:pos="3240"/>
-                                <w:tab w:val="center" w:pos="5760"/>
-                                <w:tab w:val="right" w:pos="8640"/>
-                              </w:tabs>
-                              <w:rPr>
-                                <w:b/>
-                                <w14:textFill>
-                                  <w14:solidFill>
-                                    <w14:srgbClr w14:val="000000">
-                                      <w14:alpha w14:val="80308"/>
-                                    </w14:srgbClr>
-                                  </w14:solidFill>
-                                </w14:textFill>
-                              </w:rPr>
-                            </w:pPr>
-                          </w:p>
-                          <w:p>
-                            <w:pPr>
-                              <w:tabs>
-                                <w:tab w:val="center" w:pos="2880"/>
-                                <w:tab w:val="center" w:pos="3240"/>
-                                <w:tab w:val="center" w:pos="5760"/>
-                                <w:tab w:val="right" w:pos="8640"/>
-                              </w:tabs>
-                              <w:rPr>
-                                <w:color w:val="000000"/>
-                                <w14:textFill>
-                                  <w14:solidFill>
-                                    <w14:srgbClr w14:val="000000">
-                                      <w14:alpha w14:val="80308"/>
-                                    </w14:srgbClr>
-                                  </w14:solidFill>
-                                </w14:textFill>
-                              </w:rPr>
-                            </w:pPr>
-                          </w:p>
-                        </w:txbxContent>
-                      </wps:txbx>
-                      <wps:bodyPr rot="0" spcFirstLastPara="0" vertOverflow="overflow" horzOverflow="overflow" vert="horz" wrap="square" lIns="91440" tIns="45720" rIns="91440" bIns="45720" numCol="1" spcCol="0" rtlCol="0" fromWordArt="0" anchor="t" anchorCtr="0" forceAA="0" compatLnSpc="1">
-                        <a:prstTxWarp prst="textNoShape">
-                          <a:avLst/>
-                        </a:prstTxWarp>
-                        <a:noAutofit/>
-                      </wps:bodyPr>
-                    </wps:wsp>
-                  </a:graphicData>
-                </a:graphic>
-                <wp14:sizeRelH relativeFrom="margin">
-                  <wp14:pctWidth>0</wp14:pctWidth>
-                </wp14:sizeRelH>
-                <wp14:sizeRelV relativeFrom="margin">
-                  <wp14:pctHeight>0</wp14:pctHeight>
-                </wp14:sizeRelV>
-              </wp:anchor>
-            </w:drawing>
-          </mc:Choice>
-          <mc:Fallback>
-            <w:pict>
-              <v:shape w14:anchorId="4EC8A1D4" id="Text Box 3" o:spid="_x0000_s1028" type="#_x0000_t202" style="position:absolute;left:0;text-align:left;margin-left:-29.4pt;margin-top:572.15pt;width:467.15pt;height:38.45pt;z-index:-251652096;visibility:visible;mso-wrap-style:square;mso-width-percent:0;mso-height-percent:0;mso-wrap-distance-left:9pt;mso-wrap-distance-top:0;mso-wrap-distance-right:9pt;mso-wrap-distance-bottom:0;mso-position-horizontal:absolute;mso-position-horizontal-relative:text;mso-position-vertical:absolute;mso-position-vertical-relative:page;mso-width-percent:0;mso-height-percent:0;mso-width-relative:margin;mso-height-relative:margin;v-text-anchor:top" o:gfxdata="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" fillcolor="white [3201]" stroked="f" strokeweight=".5pt">
-                <v:textbox>
-                  <w:txbxContent>
-                    <w:p>
-                      <w:pPr>
-                        <w:pStyle w:val="Body"/>
-                        <w:tabs>
-                          <w:tab w:val="center" w:pos="3240"/>
-                          <w:tab w:val="center" w:pos="6120"/>
-                          <w:tab w:val="right" w:pos="9000"/>
-                        </w:tabs>
-                        <w:rPr>
-                          <w:rFonts w:ascii="Gill Sans Nova SemiBold" w:hAnsi="Gill Sans Nova SemiBold"/>
-                          <w:b/>
-                          <w:bCs/>
-                          <w14:textFill>
-                            <w14:solidFill>
-                              <w14:srgbClr w14:val="000000">
-                                <w14:alpha w14:val="80308"/>
-                              </w14:srgbClr>
-                            </w14:solidFill>
-                          </w14:textFill>
-                        </w:rPr>
-                      </w:pPr>
-                      <w:r>
-                        <w:rPr>
-                          <w:rFonts w:ascii="Gill Sans Nova SemiBold" w:hAnsi="Gill Sans Nova SemiBold"/>
-                          <w:b/>
-                          <w:bCs/>
-                          <w14:textFill>
-                            <w14:solidFill>
-                              <w14:srgbClr w14:val="000000">
-                                <w14:alpha w14:val="80308"/>
-                              </w14:srgbClr>
-                            </w14:solidFill>
-                          </w14:textFill>
-                        </w:rPr>
-                        <w:t xml:space="preserve">Invite </w:t>
-                      </w:r>
-                      <w:r>
-                        <w:rPr>
-                          <w:rFonts w:ascii="Gill Sans Nova SemiBold" w:hAnsi="Gill Sans Nova SemiBold"/>
-                          <w:b/>
-                          <w:bCs/>
-                          <w14:textFill>
-                            <w14:solidFill>
-                              <w14:srgbClr w14:val="000000">
-                                <w14:alpha w14:val="80308"/>
-                              </w14:srgbClr>
-                            </w14:solidFill>
-                          </w14:textFill>
-                        </w:rPr>
-                        <w:tab/>
-                        <w:t xml:space="preserve">Involve </w:t>
-                      </w:r>
-                      <w:r>
-                        <w:rPr>
-                          <w:rFonts w:ascii="Gill Sans Nova SemiBold" w:hAnsi="Gill Sans Nova SemiBold"/>
-                          <w:b/>
-                          <w:bCs/>
-                          <w14:textFill>
-                            <w14:solidFill>
-                              <w14:srgbClr w14:val="000000">
-                                <w14:alpha w14:val="80308"/>
-                              </w14:srgbClr>
-                            </w14:solidFill>
-                          </w14:textFill>
-                        </w:rPr>
-                        <w:tab/>
-                        <w:t xml:space="preserve">Instruct </w:t>
-                      </w:r>
-                      <w:r>
-                        <w:rPr>
-                          <w:rFonts w:ascii="Gill Sans Nova SemiBold" w:hAnsi="Gill Sans Nova SemiBold"/>
-                          <w:b/>
-                          <w:bCs/>
-                          <w14:textFill>
-                            <w14:solidFill>
-                              <w14:srgbClr w14:val="000000">
-                                <w14:alpha w14:val="80308"/>
-                              </w14:srgbClr>
-                            </w14:solidFill>
-                          </w14:textFill>
-                        </w:rPr>
-                        <w:tab/>
-                        <w:t>Inspire</w:t>
-                      </w:r>
-                    </w:p>
-                    <w:p>
-                      <w:pPr>
-                        <w:pStyle w:val="CoverNote"/>
-                        <w:tabs>
-                          <w:tab w:val="center" w:pos="2880"/>
-                          <w:tab w:val="center" w:pos="3240"/>
-                          <w:tab w:val="center" w:pos="5760"/>
-                          <w:tab w:val="right" w:pos="8640"/>
-                        </w:tabs>
-                        <w:rPr>
-                          <w:b/>
-                          <w14:textFill>
-                            <w14:solidFill>
-                              <w14:srgbClr w14:val="000000">
-                                <w14:alpha w14:val="80308"/>
-                              </w14:srgbClr>
-                            </w14:solidFill>
-                          </w14:textFill>
-                        </w:rPr>
-                      </w:pPr>
-                    </w:p>
-                    <w:p>
-                      <w:pPr>
-                        <w:tabs>
-                          <w:tab w:val="center" w:pos="2880"/>
-                          <w:tab w:val="center" w:pos="3240"/>
-                          <w:tab w:val="center" w:pos="5760"/>
-                          <w:tab w:val="right" w:pos="8640"/>
-                        </w:tabs>
-                        <w:rPr>
-                          <w:color w:val="000000"/>
-                          <w14:textFill>
-                            <w14:solidFill>
-                              <w14:srgbClr w14:val="000000">
-                                <w14:alpha w14:val="80308"/>
-                              </w14:srgbClr>
-                            </w14:solidFill>
-                          </w14:textFill>
-                        </w:rPr>
-                      </w:pPr>
-                    </w:p>
-                  </w:txbxContent>
-                </v:textbox>
-                <w10:wrap anchory="page"/>
-              </v:shape>
-            </w:pict>
-          </mc:Fallback>
-        </mc:AlternateContent>
-      </w:r>
       <w:r>
         <w:rPr>
           <w:rFonts w:ascii="Gill Sans Nova Medium" w:hAnsi="Gill Sans Nova Medium"/>
@@ -1209,7 +882,8 @@
             </w:r>
             <w:r>
               <w:rPr>
-                <w:rFonts w:ascii="Segoe UI Symbol" w:hAnsi="Segoe UI Symbol" w:cs="Segoe UI Symbol"/>
+                <w:rFonts w:ascii="Adobe Garamond Pro Bold" w:hAnsi="Adobe Garamond Pro Bold"/>
+                <w:b/>
               </w:rPr>
               <w:t>✠</w:t>
             </w:r>
@@ -1275,6 +949,7 @@
             <w:r>
               <w:rPr>
                 <w:b/>
+                <w:noProof/>
               </w:rPr>
               <w:drawing>
                 <wp:anchor distT="0" distB="0" distL="114300" distR="114300" simplePos="0" relativeHeight="251662336" behindDoc="0" locked="0" layoutInCell="1" allowOverlap="1" wp14:anchorId="4C49E4DA" wp14:editId="475DE45A">
@@ -1382,6 +1057,207 @@
         <w:pStyle w:val="Body"/>
         <w:ind w:left="0"/>
       </w:pPr>
+      <w:r>
+        <w:rPr>
+          <w:b/>
+          <w:noProof/>
+        </w:rPr>
+        <mc:AlternateContent>
+          <mc:Choice Requires="wps">
+            <w:drawing>
+              <wp:anchor distT="0" distB="0" distL="114300" distR="114300" simplePos="0" relativeHeight="251664384" behindDoc="1" locked="0" layoutInCell="1" allowOverlap="1" wp14:anchorId="4EC8A1D4" wp14:editId="2C1C01B6">
+                <wp:simplePos x="0" y="0"/>
+                <wp:positionH relativeFrom="column">
+                  <wp:posOffset>-216218</wp:posOffset>
+                </wp:positionH>
+                <wp:positionV relativeFrom="page">
+                  <wp:posOffset>7265670</wp:posOffset>
+                </wp:positionV>
+                <wp:extent cx="5932805" cy="488315"/>
+                <wp:effectExtent l="0" t="0" r="0" b="0"/>
+                <wp:wrapNone/>
+                <wp:docPr id="332143842" name="Text Box 3"/>
+                <wp:cNvGraphicFramePr/>
+                <a:graphic xmlns:a="http://schemas.openxmlformats.org/drawingml/2006/main">
+                  <a:graphicData uri="http://schemas.microsoft.com/office/word/2010/wordprocessingShape">
+                    <wps:wsp>
+                      <wps:cNvSpPr txBox="1"/>
+                      <wps:spPr>
+                        <a:xfrm>
+                          <a:off x="0" y="0"/>
+                          <a:ext cx="5932805" cy="488315"/>
+                        </a:xfrm>
+                        <a:prstGeom prst="rect">
+                          <a:avLst/>
+                        </a:prstGeom>
+                        <a:solidFill>
+                          <a:schemeClr val="lt1"/>
+                        </a:solidFill>
+                        <a:ln w="6350">
+                          <a:noFill/>
+                        </a:ln>
+                      </wps:spPr>
+                      <wps:txbx>
+                        <w:txbxContent>
+                          <w:p>
+                            <w:pPr>
+                              <w:pStyle w:val="CoreValues"/>
+                            </w:pPr>
+                            <w:r>
+                              <w:t xml:space="preserve">Invite </w:t>
+                            </w:r>
+                            <w:r>
+                              <w:tab/>
+                              <w:t xml:space="preserve">Involve </w:t>
+                            </w:r>
+                            <w:r>
+                              <w:tab/>
+                              <w:t xml:space="preserve">Instruct </w:t>
+                            </w:r>
+                            <w:r>
+                              <w:tab/>
+                              <w:t>Inspire</w:t>
+                            </w:r>
+                          </w:p>
+                          <w:p>
+                            <w:pPr>
+                              <w:pStyle w:val="CoverNote"/>
+                              <w:tabs>
+                                <w:tab w:val="center" w:pos="2880"/>
+                                <w:tab w:val="center" w:pos="3240"/>
+                                <w:tab w:val="center" w:pos="5760"/>
+                                <w:tab w:val="right" w:pos="8640"/>
+                              </w:tabs>
+                              <w:rPr>
+                                <w:b/>
+                                <w14:textFill>
+                                  <w14:solidFill>
+                                    <w14:srgbClr w14:val="000000">
+                                      <w14:alpha w14:val="80308"/>
+                                    </w14:srgbClr>
+                                  </w14:solidFill>
+                                </w14:textFill>
+                              </w:rPr>
+                            </w:pPr>
+                          </w:p>
+                          <w:p>
+                            <w:pPr>
+                              <w:tabs>
+                                <w:tab w:val="center" w:pos="2880"/>
+                                <w:tab w:val="center" w:pos="3240"/>
+                                <w:tab w:val="center" w:pos="5760"/>
+                                <w:tab w:val="right" w:pos="8640"/>
+                              </w:tabs>
+                              <w:rPr>
+                                <w:color w:val="000000"/>
+                                <w14:textFill>
+                                  <w14:solidFill>
+                                    <w14:srgbClr w14:val="000000">
+                                      <w14:alpha w14:val="80308"/>
+                                    </w14:srgbClr>
+                                  </w14:solidFill>
+                                </w14:textFill>
+                              </w:rPr>
+                            </w:pPr>
+                          </w:p>
+                        </w:txbxContent>
+                      </wps:txbx>
+                      <wps:bodyPr rot="0" spcFirstLastPara="0" vertOverflow="overflow" horzOverflow="overflow" vert="horz" wrap="square" lIns="91440" tIns="45720" rIns="91440" bIns="45720" numCol="1" spcCol="0" rtlCol="0" fromWordArt="0" anchor="t" anchorCtr="0" forceAA="0" compatLnSpc="1">
+                        <a:prstTxWarp prst="textNoShape">
+                          <a:avLst/>
+                        </a:prstTxWarp>
+                        <a:noAutofit/>
+                      </wps:bodyPr>
+                    </wps:wsp>
+                  </a:graphicData>
+                </a:graphic>
+                <wp14:sizeRelH relativeFrom="margin">
+                  <wp14:pctWidth>0</wp14:pctWidth>
+                </wp14:sizeRelH>
+                <wp14:sizeRelV relativeFrom="margin">
+                  <wp14:pctHeight>0</wp14:pctHeight>
+                </wp14:sizeRelV>
+              </wp:anchor>
+            </w:drawing>
+          </mc:Choice>
+          <mc:Fallback>
+            <w:pict>
+              <v:shapetype w14:anchorId="4EC8A1D4" id="_x0000_t202" coordsize="21600,21600" o:spt="202" path="m,l,21600r21600,l21600,xe">
+                <v:stroke joinstyle="miter"/>
+                <v:path gradientshapeok="t" o:connecttype="rect"/>
+              </v:shapetype>
+              <v:shape id="Text Box 3" o:spid="_x0000_s1028" type="#_x0000_t202" style="position:absolute;margin-left:-17.05pt;margin-top:572.1pt;width:467.15pt;height:38.45pt;z-index:-251652096;visibility:visible;mso-wrap-style:square;mso-width-percent:0;mso-height-percent:0;mso-wrap-distance-left:9pt;mso-wrap-distance-top:0;mso-wrap-distance-right:9pt;mso-wrap-distance-bottom:0;mso-position-horizontal:absolute;mso-position-horizontal-relative:text;mso-position-vertical:absolute;mso-position-vertical-relative:page;mso-width-percent:0;mso-height-percent:0;mso-width-relative:margin;mso-height-relative:margin;v-text-anchor:top" o:gfxdata="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" fillcolor="white [3201]" stroked="f" strokeweight=".5pt">
+                <v:textbox>
+                  <w:txbxContent>
+                    <w:p>
+                      <w:pPr>
+                        <w:pStyle w:val="CoreValues"/>
+                      </w:pPr>
+                      <w:r>
+                        <w:t xml:space="preserve">Invite </w:t>
+                      </w:r>
+                      <w:r>
+                        <w:tab/>
+                        <w:t xml:space="preserve">Involve </w:t>
+                      </w:r>
+                      <w:r>
+                        <w:tab/>
+                        <w:t xml:space="preserve">Instruct </w:t>
+                      </w:r>
+                      <w:r>
+                        <w:tab/>
+                        <w:t>Inspire</w:t>
+                      </w:r>
+                    </w:p>
+                    <w:p>
+                      <w:pPr>
+                        <w:pStyle w:val="CoverNote"/>
+                        <w:tabs>
+                          <w:tab w:val="center" w:pos="2880"/>
+                          <w:tab w:val="center" w:pos="3240"/>
+                          <w:tab w:val="center" w:pos="5760"/>
+                          <w:tab w:val="right" w:pos="8640"/>
+                        </w:tabs>
+                        <w:rPr>
+                          <w:b/>
+                          <w14:textFill>
+                            <w14:solidFill>
+                              <w14:srgbClr w14:val="000000">
+                                <w14:alpha w14:val="80308"/>
+                              </w14:srgbClr>
+                            </w14:solidFill>
+                          </w14:textFill>
+                        </w:rPr>
+                      </w:pPr>
+                    </w:p>
+                    <w:p>
+                      <w:pPr>
+                        <w:tabs>
+                          <w:tab w:val="center" w:pos="2880"/>
+                          <w:tab w:val="center" w:pos="3240"/>
+                          <w:tab w:val="center" w:pos="5760"/>
+                          <w:tab w:val="right" w:pos="8640"/>
+                        </w:tabs>
+                        <w:rPr>
+                          <w:color w:val="000000"/>
+                          <w14:textFill>
+                            <w14:solidFill>
+                              <w14:srgbClr w14:val="000000">
+                                <w14:alpha w14:val="80308"/>
+                              </w14:srgbClr>
+                            </w14:solidFill>
+                          </w14:textFill>
+                        </w:rPr>
+                      </w:pPr>
+                    </w:p>
+                  </w:txbxContent>
+                </v:textbox>
+                <w10:wrap anchory="page"/>
+              </v:shape>
+            </w:pict>
+          </mc:Fallback>
+        </mc:AlternateContent>
+      </w:r>
     </w:p>
     <w:sectPr>
       <w:pgSz w:w="10080" w:h="12240"/>
@@ -14570,7 +14446,7 @@
       <w:ind w:left="720" w:hanging="259"/>
     </w:pPr>
     <w:rPr>
-      <w:rFonts w:ascii="GILL SANS LIGHT" w:hAnsi="GILL SANS LIGHT"/>
+      <w:rFonts w:ascii="Gill Sans Light" w:hAnsi="Gill Sans Light"/>
       <w:color w:val="000000"/>
       <w:sz w:val="24"/>
     </w:rPr>
@@ -14736,6 +14612,32 @@
         <w:numId w:val="21"/>
       </w:numPr>
     </w:pPr>
+  </w:style>
+  <w:style w:type="paragraph" w:customStyle="1" w:styleId="CoreValues">
+    <w:name w:val="Core Values"/>
+    <w:qFormat/>
+    <w:rsid w:val="00E508AE"/>
+    <w:pPr>
+      <w:tabs>
+        <w:tab w:val="center" w:pos="3240"/>
+        <w:tab w:val="center" w:pos="6120"/>
+        <w:tab w:val="right" w:pos="9000"/>
+      </w:tabs>
+    </w:pPr>
+    <w:rPr>
+      <w:rFonts w:ascii="Gill Sans Nova SemiBold" w:hAnsi="Gill Sans Nova SemiBold"/>
+      <w:b/>
+      <w:bCs/>
+      <w:color w:val="000000"/>
+      <w:sz w:val="24"/>
+      <w14:textFill>
+        <w14:solidFill>
+          <w14:srgbClr w14:val="000000">
+            <w14:alpha w14:val="80308"/>
+          </w14:srgbClr>
+        </w14:solidFill>
+      </w14:textFill>
+    </w:rPr>
   </w:style>
 </w:styles>
 </file>

--- a/templates/front_cover.docx
+++ b/templates/front_cover.docx
@@ -668,13 +668,14 @@
             </w:pPr>
             <w:r>
               <w:rPr>
+                <w:rFonts w:ascii="Adobe Garamond Pro Bold" w:hAnsi="Adobe Garamond Pro Bold"/>
                 <w:b/>
                 <w:bCs/>
               </w:rPr>
-              <w:t>New Here?</w:t>
+              <w:t xml:space="preserve">New Here? </w:t>
             </w:r>
             <w:r>
-              <w:t xml:space="preserve"> Wonderful! And welcome!</w:t>
+              <w:t>Wonderful! And welcome!</w:t>
             </w:r>
           </w:p>
           <w:p>
@@ -787,6 +788,7 @@
             </w:pPr>
             <w:r>
               <w:rPr>
+                <w:rFonts w:ascii="Adobe Garamond Pro Bold" w:hAnsi="Adobe Garamond Pro Bold"/>
                 <w:b/>
                 <w:bCs/>
               </w:rPr>
@@ -852,6 +854,7 @@
             </w:pPr>
             <w:r>
               <w:rPr>
+                <w:rFonts w:ascii="Adobe Garamond Pro Bold" w:hAnsi="Adobe Garamond Pro Bold"/>
                 <w:b/>
                 <w:bCs/>
               </w:rPr>
@@ -872,6 +875,7 @@
             </w:pPr>
             <w:r>
               <w:rPr>
+                <w:rFonts w:ascii="Adobe Garamond Pro Bold" w:hAnsi="Adobe Garamond Pro Bold"/>
                 <w:b/>
                 <w:bCs/>
               </w:rPr>
@@ -902,6 +906,7 @@
             </w:pPr>
             <w:r>
               <w:rPr>
+                <w:rFonts w:ascii="Adobe Garamond Pro Bold" w:hAnsi="Adobe Garamond Pro Bold"/>
                 <w:b/>
                 <w:bCs/>
               </w:rPr>
